--- a/Bieu_mau_Word/BM-GS-01_Bien_ban_giam_sat_khai_thac_trong_va_sau.docx
+++ b/Bieu_mau_Word/BM-GS-01_Bien_ban_giam_sat_khai_thac_trong_va_sau.docx
@@ -109,7 +109,7 @@
     </w:tbl>
     <w:p>
       <w:pPr>
-        <w:spacing w:after="60" w:before="60" w:line="264"/>
+        <w:spacing w:after="20" w:before="60" w:line="264"/>
       </w:pPr>
       <w:r>
         <w:rPr>
@@ -134,6 +134,35 @@
           <w:szCs w:val="21"/>
         </w:rPr>
         <w:t xml:space="preserve">Giám sát việc tuân thủ yêu cầu khai thác, lao động, môi trường trong quá trình khai thác và đánh giá phục hồi sau khai thác.</w:t>
+      </w:r>
+    </w:p>
+    <w:p>
+      <w:pPr>
+        <w:spacing w:after="60" w:before="0" w:line="264"/>
+      </w:pPr>
+      <w:r>
+        <w:rPr>
+          <w:rFonts w:ascii="Times New Roman" w:cs="Times New Roman" w:eastAsia="Times New Roman" w:hAnsi="Times New Roman"/>
+          <w:b/>
+          <w:bCs/>
+          <w:i/>
+          <w:iCs/>
+          <w:color w:val="2E75B6"/>
+          <w:sz w:val="21"/>
+          <w:szCs w:val="21"/>
+        </w:rPr>
+        <w:t xml:space="preserve">Tham chiếu FSC: </w:t>
+      </w:r>
+      <w:r>
+        <w:rPr>
+          <w:rFonts w:ascii="Times New Roman" w:cs="Times New Roman" w:eastAsia="Times New Roman" w:hAnsi="Times New Roman"/>
+          <w:i/>
+          <w:iCs/>
+          <w:color w:val="404040"/>
+          <w:sz w:val="21"/>
+          <w:szCs w:val="21"/>
+        </w:rPr>
+        <w:t xml:space="preserve">FSC-STD-40-005 V3-1 — kiểm tra hiện trường làm biện pháp kiểm soát rủi ro CW1–CW3; FSC-STD-40-004 V3-1 mục 7 — yêu cầu lao động cốt lõi.</w:t>
       </w:r>
     </w:p>
     <w:p>
@@ -1677,7 +1706,51 @@
                 <w:sz w:val="22"/>
                 <w:szCs w:val="22"/>
               </w:rPr>
-              <w:t xml:space="preserve">Có sử dụng lao động trẻ em, lao động cưỡng bức, phân biệt đối xử không?</w:t>
+              <w:t xml:space="preserve">Có sử dụng lao động trẻ em, lao động cưỡng bức, phân biệt đối xử không? Có giữ giấy tờ tùy thân, giữ lương không? </w:t>
+            </w:r>
+            <w:r>
+              <w:rPr>
+                <w:rFonts w:ascii="Times New Roman" w:cs="Times New Roman" w:eastAsia="Times New Roman" w:hAnsi="Times New Roman"/>
+                <w:b/>
+                <w:bCs/>
+                <w:color w:val="2E75B6"/>
+                <w:sz w:val="18"/>
+                <w:szCs w:val="18"/>
+              </w:rPr>
+              <w:t xml:space="preserve">[CW2]</w:t>
+            </w:r>
+          </w:p>
+          <w:p>
+            <w:pPr>
+              <w:spacing w:after="30" w:before="0" w:line="264"/>
+              <w:ind w:left="200" w:hanging="200"/>
+            </w:pPr>
+            <w:r>
+              <w:rPr>
+                <w:rFonts w:ascii="Times New Roman" w:cs="Times New Roman" w:eastAsia="Times New Roman" w:hAnsi="Times New Roman"/>
+                <w:sz w:val="22"/>
+                <w:szCs w:val="22"/>
+              </w:rPr>
+              <w:t xml:space="preserve">– </w:t>
+            </w:r>
+            <w:r>
+              <w:rPr>
+                <w:rFonts w:ascii="Times New Roman" w:cs="Times New Roman" w:eastAsia="Times New Roman" w:hAnsi="Times New Roman"/>
+                <w:sz w:val="22"/>
+                <w:szCs w:val="22"/>
+              </w:rPr>
+              <w:t xml:space="preserve">Người lao động có được tự do tham gia công đoàn / tổ chức đại diện không? </w:t>
+            </w:r>
+            <w:r>
+              <w:rPr>
+                <w:rFonts w:ascii="Times New Roman" w:cs="Times New Roman" w:eastAsia="Times New Roman" w:hAnsi="Times New Roman"/>
+                <w:b/>
+                <w:bCs/>
+                <w:color w:val="2E75B6"/>
+                <w:sz w:val="18"/>
+                <w:szCs w:val="18"/>
+              </w:rPr>
+              <w:t xml:space="preserve">[CW2]</w:t>
             </w:r>
           </w:p>
           <w:p>
